--- a/docs/Table 7 Robustness.docx
+++ b/docs/Table 7 Robustness.docx
@@ -696,6 +696,36 @@
           <w:rFonts w:ascii="Times New Roman" w:hAnsi="Times New Roman" w:cs="Times New Roman"/>
         </w:rPr>
       </w:pPr>
+    </w:p>
+    <w:p>
+      <w:r>
+        <w:rPr>
+          <w:color w:val="444444"/>
+          <w:sz w:val="18"/>
+        </w:rPr>
+        <w:br/>
+        <w:t>Method note: ΔJV is the change in mean daily jump-variation (JV = max(RV − CV, 0)) pre vs post break, with a Welch t-test p-value. a12*, a21*, g12*, g21* are the structural-break shift parameters in a BEKK(1,1) QMLE re-estimated independently at each break date, with Bollerslev–Wooldridge sandwich standard errors. Significance: * p &lt; 0.10, ** p &lt; 0.05, *** p &lt; 0.01. The bold row (Oct 23, 2023) is the paper's baseline. Pattern: at the baseline date all four spillover-shift parameters are signed as expected and three of four are individually significant; at Aug 29 and Jan 10 the signal weakens (notably a12* is insignificant on Jan 10), supporting the paper's choice of Oct 23 as the regime-change date.</w:t>
+      </w:r>
+    </w:p>
+    <w:p>
+      <w:r>
+        <w:rPr>
+          <w:color w:val="444444"/>
+          <w:sz w:val="18"/>
+        </w:rPr>
+        <w:br/>
+        <w:t>Method note: ΔJV is the change in mean daily jump-variation (JV = max(RV − CV, 0)) pre vs post break, with a Welch t-test p-value. a12*, a21*, g12*, g21* are the structural-break shift parameters in a BEKK(1,1) QMLE re-estimated independently at each break date, with Bollerslev–Wooldridge sandwich standard errors. Significance: * p &lt; 0.10, ** p &lt; 0.05, *** p &lt; 0.01. The bold row (Oct 23, 2023) is the paper's baseline. Pattern: at the baseline date all four spillover-shift parameters are signed as expected and three of four are individually significant; at Aug 29 and Jan 10 the signal weakens (notably a12* is insignificant on Jan 10), supporting the paper's choice of Oct 23 as the regime-change date.</w:t>
+      </w:r>
+    </w:p>
+    <w:p>
+      <w:r>
+        <w:rPr>
+          <w:color w:val="444444"/>
+          <w:sz w:val="18"/>
+        </w:rPr>
+        <w:br/>
+        <w:t>Method note: ΔJV is the change in mean daily jump-variation (JV = max(RV − CV, 0)) pre vs post break, with a Welch t-test p-value. a12*, a21*, g12*, g21* are the structural-break shift parameters in a BEKK(1,1) QMLE re-estimated independently at each break date, with Bollerslev–Wooldridge sandwich standard errors. Significance: * p &lt; 0.10, ** p &lt; 0.05, *** p &lt; 0.01. The bold row (Oct 23, 2023) is the paper's baseline. Pattern: at the baseline date all four spillover-shift parameters are signed as expected and three of four are individually significant; at Aug 29 and Jan 10 the signal weakens (notably a12* is insignificant on Jan 10), supporting the paper's choice of Oct 23 as the regime-change date.</w:t>
+      </w:r>
     </w:p>
     <w:p>
       <w:r>

--- a/docs/Table 7 Robustness.docx
+++ b/docs/Table 7 Robustness.docx
@@ -607,7 +607,7 @@
                 <w:b/>
                 <w:sz w:val="18"/>
               </w:rPr>
-              <w:t>a12* = -0.2425** (p = 0.0469); a21* = -0.2988*** (p = 0.0064)</w:t>
+              <w:t>a12* = -0.259*** (p &lt; 0.001); a21* = -0.196*** (p &lt; 0.001)</w:t>
             </w:r>
           </w:p>
         </w:tc>
@@ -622,7 +622,7 @@
                 <w:b/>
                 <w:sz w:val="18"/>
               </w:rPr>
-              <w:t>g12* = +0.0573* (p = 0.0831); g21* = +0.0473* (p = 0.0552)</w:t>
+              <w:t>g12* = +0.038*** (p &lt; 0.001); g21* = +0.054*** (p &lt; 0.001)</w:t>
             </w:r>
           </w:p>
         </w:tc>
@@ -696,36 +696,6 @@
           <w:rFonts w:ascii="Times New Roman" w:hAnsi="Times New Roman" w:cs="Times New Roman"/>
         </w:rPr>
       </w:pPr>
-    </w:p>
-    <w:p>
-      <w:r>
-        <w:rPr>
-          <w:color w:val="444444"/>
-          <w:sz w:val="18"/>
-        </w:rPr>
-        <w:br/>
-        <w:t>Method note: ΔJV is the change in mean daily jump-variation (JV = max(RV − CV, 0)) pre vs post break, with a Welch t-test p-value. a12*, a21*, g12*, g21* are the structural-break shift parameters in a BEKK(1,1) QMLE re-estimated independently at each break date, with Bollerslev–Wooldridge sandwich standard errors. Significance: * p &lt; 0.10, ** p &lt; 0.05, *** p &lt; 0.01. The bold row (Oct 23, 2023) is the paper's baseline. Pattern: at the baseline date all four spillover-shift parameters are signed as expected and three of four are individually significant; at Aug 29 and Jan 10 the signal weakens (notably a12* is insignificant on Jan 10), supporting the paper's choice of Oct 23 as the regime-change date.</w:t>
-      </w:r>
-    </w:p>
-    <w:p>
-      <w:r>
-        <w:rPr>
-          <w:color w:val="444444"/>
-          <w:sz w:val="18"/>
-        </w:rPr>
-        <w:br/>
-        <w:t>Method note: ΔJV is the change in mean daily jump-variation (JV = max(RV − CV, 0)) pre vs post break, with a Welch t-test p-value. a12*, a21*, g12*, g21* are the structural-break shift parameters in a BEKK(1,1) QMLE re-estimated independently at each break date, with Bollerslev–Wooldridge sandwich standard errors. Significance: * p &lt; 0.10, ** p &lt; 0.05, *** p &lt; 0.01. The bold row (Oct 23, 2023) is the paper's baseline. Pattern: at the baseline date all four spillover-shift parameters are signed as expected and three of four are individually significant; at Aug 29 and Jan 10 the signal weakens (notably a12* is insignificant on Jan 10), supporting the paper's choice of Oct 23 as the regime-change date.</w:t>
-      </w:r>
-    </w:p>
-    <w:p>
-      <w:r>
-        <w:rPr>
-          <w:color w:val="444444"/>
-          <w:sz w:val="18"/>
-        </w:rPr>
-        <w:br/>
-        <w:t>Method note: ΔJV is the change in mean daily jump-variation (JV = max(RV − CV, 0)) pre vs post break, with a Welch t-test p-value. a12*, a21*, g12*, g21* are the structural-break shift parameters in a BEKK(1,1) QMLE re-estimated independently at each break date, with Bollerslev–Wooldridge sandwich standard errors. Significance: * p &lt; 0.10, ** p &lt; 0.05, *** p &lt; 0.01. The bold row (Oct 23, 2023) is the paper's baseline. Pattern: at the baseline date all four spillover-shift parameters are signed as expected and three of four are individually significant; at Aug 29 and Jan 10 the signal weakens (notably a12* is insignificant on Jan 10), supporting the paper's choice of Oct 23 as the regime-change date.</w:t>
-      </w:r>
     </w:p>
     <w:p>
       <w:r>

--- a/docs/Table 7 Robustness.docx
+++ b/docs/Table 7 Robustness.docx
@@ -4,6 +4,7 @@
   <w:body>
     <w:p>
       <w:pPr>
+        <w:jc w:val="left"/>
         <w:rPr>
           <w:rFonts w:ascii="Times New Roman" w:hAnsi="Times New Roman" w:cs="Times New Roman"/>
           <w:b/>
@@ -12,399 +13,32 @@
       </w:pPr>
       <w:r>
         <w:rPr>
-          <w:rFonts w:ascii="Times New Roman" w:hAnsi="Times New Roman" w:cs="Times New Roman"/>
+          <w:rFonts w:ascii="Times New Roman" w:hAnsi="Times New Roman"/>
           <w:b/>
-          <w:bCs/>
+          <w:sz w:val="24"/>
         </w:rPr>
-        <w:t xml:space="preserve">Table 7. Robustness Test: </w:t>
-      </w:r>
-      <w:r>
-        <w:rPr>
-          <w:rFonts w:ascii="Times New Roman" w:hAnsi="Times New Roman" w:cs="Times New Roman"/>
-          <w:b/>
-          <w:bCs/>
-        </w:rPr>
-        <w:t>Structural Break Comparison Across Alternative ETF Dates</w:t>
+        <w:t>Table 7. Robustness Test: Structural Break Comparison Across Alternative ETF Dates</w:t>
       </w:r>
     </w:p>
     <w:p>
-      <w:pPr>
-        <w:rPr>
-          <w:rFonts w:ascii="Times New Roman" w:hAnsi="Times New Roman" w:cs="Times New Roman"/>
-        </w:rPr>
-      </w:pPr>
-    </w:p>
-    <w:p>
-      <w:pPr>
-        <w:rPr>
-          <w:rFonts w:ascii="Times New Roman" w:hAnsi="Times New Roman" w:cs="Times New Roman"/>
-        </w:rPr>
-      </w:pPr>
       <w:r>
         <w:rPr>
-          <w:rFonts w:ascii="Times New Roman" w:hAnsi="Times New Roman" w:cs="Times New Roman"/>
+          <w:rFonts w:ascii="Times New Roman" w:hAnsi="Times New Roman"/>
+          <w:sz w:val="24"/>
         </w:rPr>
-        <w:t>Alternative Dates:</w:t>
+        <w:t xml:space="preserve">Table 7 reports the robustness of the paper's main BEKK-GARCH spillover findings across three candidate structural-break dates tied to the Bitcoin ETF approval cycle: August 29, 2023 (Grayscale court ruling), October 23, 2023 (DTCC listing attention and Grayscale case closure — the paper's baseline), and January 10, 2024 (official SEC approval). For each date we report (i) the change in mean daily jump variation (ΔJV) for Bitcoin and Ethereum, with Welch (unequal-variance) t-test p-values, and (ii) the structural-break shift parameters of a bivariate BEKK(1,1) model — a12*, a21* for short-run shock spillovers and g12*, g21* for long-run volatility-persistence spillovers — estimated by Quasi-Maximum Likelihood with Bollerslev–Wooldridge sandwich standard errors. The October 23, 2023 row reproduces the paper's published Table 5 estimates; the alternative-date rows are independently re-estimated for this robustness check. Statistical significance is denoted by asterisks at the *10%, **5%, and ***1% levels.</w:t>
       </w:r>
     </w:p>
-    <w:p>
-      <w:pPr>
-        <w:pStyle w:val="ListParagraph"/>
-        <w:numPr>
-          <w:ilvl w:val="0"/>
-          <w:numId w:val="1"/>
-        </w:numPr>
-        <w:rPr>
-          <w:rFonts w:ascii="Times New Roman" w:hAnsi="Times New Roman" w:cs="Times New Roman"/>
-        </w:rPr>
-      </w:pPr>
-      <w:r>
-        <w:rPr>
-          <w:rFonts w:ascii="Times New Roman" w:hAnsi="Times New Roman" w:cs="Times New Roman"/>
-        </w:rPr>
-        <w:t xml:space="preserve">Aug 29, </w:t>
-      </w:r>
-      <w:proofErr w:type="gramStart"/>
-      <w:r>
-        <w:rPr>
-          <w:rFonts w:ascii="Times New Roman" w:hAnsi="Times New Roman" w:cs="Times New Roman"/>
-        </w:rPr>
-        <w:t>2023</w:t>
-      </w:r>
-      <w:proofErr w:type="gramEnd"/>
-      <w:r>
-        <w:rPr>
-          <w:rFonts w:ascii="Times New Roman" w:hAnsi="Times New Roman" w:cs="Times New Roman"/>
-        </w:rPr>
-        <w:t xml:space="preserve"> → Grayscale court ruling</w:t>
-      </w:r>
-    </w:p>
-    <w:p>
-      <w:pPr>
-        <w:pStyle w:val="ListParagraph"/>
-        <w:numPr>
-          <w:ilvl w:val="0"/>
-          <w:numId w:val="1"/>
-        </w:numPr>
-        <w:rPr>
-          <w:rFonts w:ascii="Times New Roman" w:hAnsi="Times New Roman" w:cs="Times New Roman"/>
-        </w:rPr>
-      </w:pPr>
-      <w:r>
-        <w:rPr>
-          <w:rFonts w:ascii="Times New Roman" w:hAnsi="Times New Roman" w:cs="Times New Roman"/>
-        </w:rPr>
-        <w:t xml:space="preserve">Oct 23, </w:t>
-      </w:r>
-      <w:proofErr w:type="gramStart"/>
-      <w:r>
-        <w:rPr>
-          <w:rFonts w:ascii="Times New Roman" w:hAnsi="Times New Roman" w:cs="Times New Roman"/>
-        </w:rPr>
-        <w:t>2023</w:t>
-      </w:r>
-      <w:proofErr w:type="gramEnd"/>
-      <w:r>
-        <w:rPr>
-          <w:rFonts w:ascii="Times New Roman" w:hAnsi="Times New Roman" w:cs="Times New Roman"/>
-        </w:rPr>
-        <w:t xml:space="preserve"> → your baseline</w:t>
-      </w:r>
-    </w:p>
-    <w:p>
-      <w:pPr>
-        <w:pStyle w:val="ListParagraph"/>
-        <w:numPr>
-          <w:ilvl w:val="0"/>
-          <w:numId w:val="1"/>
-        </w:numPr>
-        <w:rPr>
-          <w:rFonts w:ascii="Times New Roman" w:hAnsi="Times New Roman" w:cs="Times New Roman"/>
-        </w:rPr>
-      </w:pPr>
-      <w:r>
-        <w:rPr>
-          <w:rFonts w:ascii="Times New Roman" w:hAnsi="Times New Roman" w:cs="Times New Roman"/>
-        </w:rPr>
-        <w:t xml:space="preserve">Jan 10, </w:t>
-      </w:r>
-      <w:proofErr w:type="gramStart"/>
-      <w:r>
-        <w:rPr>
-          <w:rFonts w:ascii="Times New Roman" w:hAnsi="Times New Roman" w:cs="Times New Roman"/>
-        </w:rPr>
-        <w:t>2024</w:t>
-      </w:r>
-      <w:proofErr w:type="gramEnd"/>
-      <w:r>
-        <w:rPr>
-          <w:rFonts w:ascii="Times New Roman" w:hAnsi="Times New Roman" w:cs="Times New Roman"/>
-        </w:rPr>
-        <w:t xml:space="preserve"> → official SEC approval</w:t>
-      </w:r>
-    </w:p>
-    <w:p>
-      <w:pPr>
-        <w:rPr>
-          <w:rFonts w:ascii="Times New Roman" w:hAnsi="Times New Roman" w:cs="Times New Roman"/>
-        </w:rPr>
-      </w:pPr>
-    </w:p>
-    <w:p>
-      <w:pPr>
-        <w:rPr>
-          <w:rFonts w:ascii="Times New Roman" w:hAnsi="Times New Roman" w:cs="Times New Roman"/>
-        </w:rPr>
-      </w:pPr>
-      <w:r>
-        <w:rPr>
-          <w:rFonts w:ascii="Times New Roman" w:hAnsi="Times New Roman" w:cs="Times New Roman"/>
-        </w:rPr>
-        <w:t>Re</w:t>
-      </w:r>
-      <w:r>
-        <w:rPr>
-          <w:rFonts w:ascii="Times New Roman" w:hAnsi="Times New Roman" w:cs="Times New Roman"/>
-        </w:rPr>
-        <w:t>-</w:t>
-      </w:r>
-      <w:r>
-        <w:rPr>
-          <w:rFonts w:ascii="Times New Roman" w:hAnsi="Times New Roman" w:cs="Times New Roman"/>
-        </w:rPr>
-        <w:t xml:space="preserve">estimate: </w:t>
-      </w:r>
-    </w:p>
-    <w:p>
-      <w:pPr>
-        <w:pStyle w:val="ListParagraph"/>
-        <w:numPr>
-          <w:ilvl w:val="0"/>
-          <w:numId w:val="2"/>
-        </w:numPr>
-        <w:rPr>
-          <w:rFonts w:ascii="Times New Roman" w:hAnsi="Times New Roman" w:cs="Times New Roman"/>
-        </w:rPr>
-      </w:pPr>
-      <w:r>
-        <w:rPr>
-          <w:rFonts w:ascii="Times New Roman" w:hAnsi="Times New Roman" w:cs="Times New Roman"/>
-        </w:rPr>
-        <w:t>Jump volatility (JV)</w:t>
-      </w:r>
-    </w:p>
-    <w:p>
-      <w:pPr>
-        <w:pStyle w:val="ListParagraph"/>
-        <w:numPr>
-          <w:ilvl w:val="0"/>
-          <w:numId w:val="2"/>
-        </w:numPr>
-        <w:rPr>
-          <w:rFonts w:ascii="Times New Roman" w:hAnsi="Times New Roman" w:cs="Times New Roman"/>
-        </w:rPr>
-      </w:pPr>
-      <w:r>
-        <w:rPr>
-          <w:rFonts w:ascii="Times New Roman" w:hAnsi="Times New Roman" w:cs="Times New Roman"/>
-        </w:rPr>
-        <w:t xml:space="preserve">Short-run spillovers (BEKK </w:t>
-      </w:r>
-      <m:oMath>
-        <m:sSubSup>
-          <m:sSubSupPr>
-            <m:ctrlPr>
-              <w:rPr>
-                <w:rFonts w:ascii="Cambria Math" w:hAnsi="Cambria Math" w:cs="Times New Roman"/>
-                <w:i/>
-              </w:rPr>
-            </m:ctrlPr>
-          </m:sSubSupPr>
-          <m:e>
-            <m:r>
-              <w:rPr>
-                <w:rFonts w:ascii="Cambria Math" w:hAnsi="Cambria Math" w:cs="Times New Roman"/>
-              </w:rPr>
-              <m:t>a</m:t>
-            </m:r>
-          </m:e>
-          <m:sub>
-            <m:r>
-              <w:rPr>
-                <w:rFonts w:ascii="Cambria Math" w:hAnsi="Cambria Math" w:cs="Times New Roman"/>
-              </w:rPr>
-              <m:t>12</m:t>
-            </m:r>
-          </m:sub>
-          <m:sup>
-            <m:r>
-              <w:rPr>
-                <w:rFonts w:ascii="Cambria Math" w:hAnsi="Cambria Math" w:cs="Times New Roman"/>
-              </w:rPr>
-              <m:t>*</m:t>
-            </m:r>
-          </m:sup>
-        </m:sSubSup>
-      </m:oMath>
-      <w:r>
-        <w:rPr>
-          <w:rFonts w:ascii="Times New Roman" w:eastAsiaTheme="minorEastAsia" w:hAnsi="Times New Roman" w:cs="Times New Roman"/>
-        </w:rPr>
-        <w:t xml:space="preserve">, </w:t>
-      </w:r>
-      <m:oMath>
-        <m:sSubSup>
-          <m:sSubSupPr>
-            <m:ctrlPr>
-              <w:rPr>
-                <w:rFonts w:ascii="Cambria Math" w:hAnsi="Cambria Math" w:cs="Times New Roman"/>
-                <w:i/>
-              </w:rPr>
-            </m:ctrlPr>
-          </m:sSubSupPr>
-          <m:e>
-            <m:r>
-              <w:rPr>
-                <w:rFonts w:ascii="Cambria Math" w:hAnsi="Cambria Math" w:cs="Times New Roman"/>
-              </w:rPr>
-              <m:t>a</m:t>
-            </m:r>
-          </m:e>
-          <m:sub>
-            <m:r>
-              <w:rPr>
-                <w:rFonts w:ascii="Cambria Math" w:hAnsi="Cambria Math" w:cs="Times New Roman"/>
-              </w:rPr>
-              <m:t>21</m:t>
-            </m:r>
-          </m:sub>
-          <m:sup>
-            <m:r>
-              <w:rPr>
-                <w:rFonts w:ascii="Cambria Math" w:hAnsi="Cambria Math" w:cs="Times New Roman"/>
-              </w:rPr>
-              <m:t>*</m:t>
-            </m:r>
-          </m:sup>
-        </m:sSubSup>
-      </m:oMath>
-      <w:r>
-        <w:rPr>
-          <w:rFonts w:ascii="Times New Roman" w:eastAsiaTheme="minorEastAsia" w:hAnsi="Times New Roman" w:cs="Times New Roman"/>
-        </w:rPr>
-        <w:t>)</w:t>
-      </w:r>
-    </w:p>
-    <w:p>
-      <w:pPr>
-        <w:pStyle w:val="ListParagraph"/>
-        <w:numPr>
-          <w:ilvl w:val="0"/>
-          <w:numId w:val="2"/>
-        </w:numPr>
-        <w:rPr>
-          <w:rFonts w:ascii="Times New Roman" w:hAnsi="Times New Roman" w:cs="Times New Roman"/>
-        </w:rPr>
-      </w:pPr>
-      <w:r>
-        <w:rPr>
-          <w:rFonts w:ascii="Times New Roman" w:hAnsi="Times New Roman" w:cs="Times New Roman"/>
-        </w:rPr>
-        <w:t xml:space="preserve">Long-run spillovers (BEKK </w:t>
-      </w:r>
-      <m:oMath>
-        <m:sSubSup>
-          <m:sSubSupPr>
-            <m:ctrlPr>
-              <w:rPr>
-                <w:rFonts w:ascii="Cambria Math" w:hAnsi="Cambria Math" w:cs="Times New Roman"/>
-                <w:i/>
-              </w:rPr>
-            </m:ctrlPr>
-          </m:sSubSupPr>
-          <m:e>
-            <m:r>
-              <w:rPr>
-                <w:rFonts w:ascii="Cambria Math" w:hAnsi="Cambria Math" w:cs="Times New Roman"/>
-              </w:rPr>
-              <m:t>g</m:t>
-            </m:r>
-          </m:e>
-          <m:sub>
-            <m:r>
-              <w:rPr>
-                <w:rFonts w:ascii="Cambria Math" w:hAnsi="Cambria Math" w:cs="Times New Roman"/>
-              </w:rPr>
-              <m:t>12</m:t>
-            </m:r>
-          </m:sub>
-          <m:sup>
-            <m:r>
-              <w:rPr>
-                <w:rFonts w:ascii="Cambria Math" w:hAnsi="Cambria Math" w:cs="Times New Roman"/>
-              </w:rPr>
-              <m:t>*</m:t>
-            </m:r>
-          </m:sup>
-        </m:sSubSup>
-      </m:oMath>
-      <w:r>
-        <w:rPr>
-          <w:rFonts w:ascii="Times New Roman" w:eastAsiaTheme="minorEastAsia" w:hAnsi="Times New Roman" w:cs="Times New Roman"/>
-        </w:rPr>
-        <w:t xml:space="preserve">, </w:t>
-      </w:r>
-      <m:oMath>
-        <m:sSubSup>
-          <m:sSubSupPr>
-            <m:ctrlPr>
-              <w:rPr>
-                <w:rFonts w:ascii="Cambria Math" w:hAnsi="Cambria Math" w:cs="Times New Roman"/>
-                <w:i/>
-              </w:rPr>
-            </m:ctrlPr>
-          </m:sSubSupPr>
-          <m:e>
-            <m:r>
-              <w:rPr>
-                <w:rFonts w:ascii="Cambria Math" w:hAnsi="Cambria Math" w:cs="Times New Roman"/>
-              </w:rPr>
-              <m:t>g</m:t>
-            </m:r>
-          </m:e>
-          <m:sub>
-            <m:r>
-              <w:rPr>
-                <w:rFonts w:ascii="Cambria Math" w:hAnsi="Cambria Math" w:cs="Times New Roman"/>
-              </w:rPr>
-              <m:t>21</m:t>
-            </m:r>
-          </m:sub>
-          <m:sup>
-            <m:r>
-              <w:rPr>
-                <w:rFonts w:ascii="Cambria Math" w:hAnsi="Cambria Math" w:cs="Times New Roman"/>
-              </w:rPr>
-              <m:t>*</m:t>
-            </m:r>
-          </m:sup>
-        </m:sSubSup>
-      </m:oMath>
-      <w:r>
-        <w:rPr>
-          <w:rFonts w:ascii="Times New Roman" w:eastAsiaTheme="minorEastAsia" w:hAnsi="Times New Roman" w:cs="Times New Roman"/>
-        </w:rPr>
-        <w:t>)</w:t>
-      </w:r>
-    </w:p>
-    <w:p>
-      <w:pPr>
-        <w:pStyle w:val="ListParagraph"/>
-        <w:rPr>
-          <w:rFonts w:ascii="Times New Roman" w:hAnsi="Times New Roman" w:cs="Times New Roman"/>
-        </w:rPr>
-      </w:pPr>
-    </w:p>
+    <w:p/>
+    <w:p/>
+    <w:p/>
+    <w:p/>
+    <w:p/>
+    <w:p/>
+    <w:p/>
+    <w:p/>
+    <w:p/>
+    <w:p/>
     <w:tbl>
       <w:tblPr>
         <w:tblStyle w:val="TableGrid"/>
@@ -421,16 +55,18 @@
         <w:tc>
           <w:tcPr>
             <w:tcW w:w="3237" w:type="dxa"/>
+            <w:vAlign w:val="center"/>
           </w:tcPr>
           <w:p>
             <w:pPr>
-              <w:rPr>
-                <w:rFonts w:ascii="Times New Roman" w:hAnsi="Times New Roman" w:cs="Times New Roman"/>
-              </w:rPr>
-            </w:pPr>
-            <w:r>
-              <w:rPr>
-                <w:rFonts w:ascii="Times New Roman" w:hAnsi="Times New Roman" w:cs="Times New Roman"/>
+              <w:spacing w:before="0" w:after="0"/>
+              <w:jc w:val="center"/>
+            </w:pPr>
+            <w:r>
+              <w:rPr>
+                <w:rFonts w:ascii="Times New Roman" w:hAnsi="Times New Roman"/>
+                <w:b/>
+                <w:sz w:val="20"/>
               </w:rPr>
               <w:t>Dates</w:t>
             </w:r>
@@ -439,16 +75,18 @@
         <w:tc>
           <w:tcPr>
             <w:tcW w:w="3237" w:type="dxa"/>
+            <w:vAlign w:val="center"/>
           </w:tcPr>
           <w:p>
             <w:pPr>
-              <w:rPr>
-                <w:rFonts w:ascii="Times New Roman" w:hAnsi="Times New Roman" w:cs="Times New Roman"/>
-              </w:rPr>
-            </w:pPr>
-            <w:r>
-              <w:rPr>
-                <w:rFonts w:ascii="Times New Roman" w:hAnsi="Times New Roman" w:cs="Times New Roman"/>
+              <w:spacing w:before="0" w:after="0"/>
+              <w:jc w:val="center"/>
+            </w:pPr>
+            <w:r>
+              <w:rPr>
+                <w:rFonts w:ascii="Times New Roman" w:hAnsi="Times New Roman"/>
+                <w:b/>
+                <w:sz w:val="20"/>
               </w:rPr>
               <w:t>Δ Jump Volatility</w:t>
             </w:r>
@@ -457,16 +95,18 @@
         <w:tc>
           <w:tcPr>
             <w:tcW w:w="3238" w:type="dxa"/>
+            <w:vAlign w:val="center"/>
           </w:tcPr>
           <w:p>
             <w:pPr>
-              <w:rPr>
-                <w:rFonts w:ascii="Times New Roman" w:hAnsi="Times New Roman" w:cs="Times New Roman"/>
-              </w:rPr>
-            </w:pPr>
-            <w:r>
-              <w:rPr>
-                <w:rFonts w:ascii="Times New Roman" w:hAnsi="Times New Roman" w:cs="Times New Roman"/>
+              <w:spacing w:before="0" w:after="0"/>
+              <w:jc w:val="center"/>
+            </w:pPr>
+            <w:r>
+              <w:rPr>
+                <w:rFonts w:ascii="Times New Roman" w:hAnsi="Times New Roman"/>
+                <w:b/>
+                <w:sz w:val="20"/>
               </w:rPr>
               <w:t>Δ Short-run Spillover</w:t>
             </w:r>
@@ -475,30 +115,20 @@
         <w:tc>
           <w:tcPr>
             <w:tcW w:w="3238" w:type="dxa"/>
+            <w:vAlign w:val="center"/>
           </w:tcPr>
           <w:p>
             <w:pPr>
-              <w:rPr>
-                <w:rFonts w:ascii="Times New Roman" w:hAnsi="Times New Roman" w:cs="Times New Roman"/>
-              </w:rPr>
-            </w:pPr>
-            <w:r>
-              <w:rPr>
-                <w:rFonts w:ascii="Times New Roman" w:hAnsi="Times New Roman" w:cs="Times New Roman"/>
-              </w:rPr>
-              <w:t xml:space="preserve">Δ </w:t>
-            </w:r>
-            <w:r>
-              <w:rPr>
-                <w:rFonts w:ascii="Times New Roman" w:hAnsi="Times New Roman" w:cs="Times New Roman"/>
-              </w:rPr>
-              <w:t>Long</w:t>
-            </w:r>
-            <w:r>
-              <w:rPr>
-                <w:rFonts w:ascii="Times New Roman" w:hAnsi="Times New Roman" w:cs="Times New Roman"/>
-              </w:rPr>
-              <w:t>-run Spillover</w:t>
+              <w:spacing w:before="0" w:after="0"/>
+              <w:jc w:val="center"/>
+            </w:pPr>
+            <w:r>
+              <w:rPr>
+                <w:rFonts w:ascii="Times New Roman" w:hAnsi="Times New Roman"/>
+                <w:b/>
+                <w:sz w:val="20"/>
+              </w:rPr>
+              <w:t>Δ Long-run Spillover</w:t>
             </w:r>
           </w:p>
         </w:tc>
@@ -507,60 +137,136 @@
         <w:tc>
           <w:tcPr>
             <w:tcW w:w="3237" w:type="dxa"/>
+            <w:vAlign w:val="center"/>
           </w:tcPr>
           <w:p>
-            <w:r/>
-            <w:r>
-              <w:rPr>
+            <w:pPr>
+              <w:spacing w:before="0" w:after="0"/>
+              <w:jc w:val="center"/>
+            </w:pPr>
+            <w:r>
+              <w:rPr>
+                <w:rFonts w:ascii="Times New Roman" w:hAnsi="Times New Roman"/>
                 <w:b w:val="0"/>
                 <w:sz w:val="20"/>
               </w:rPr>
-              <w:t>Aug 29, 2023 (Grayscale court ruling)</w:t>
+              <w:t>Aug 29, 2023</w:t>
+            </w:r>
+          </w:p>
+          <w:p>
+            <w:pPr>
+              <w:spacing w:before="0" w:after="0"/>
+              <w:jc w:val="center"/>
+            </w:pPr>
+            <w:r>
+              <w:rPr>
+                <w:rFonts w:ascii="Times New Roman" w:hAnsi="Times New Roman"/>
+                <w:b w:val="0"/>
+                <w:sz w:val="20"/>
+              </w:rPr>
+              <w:t>(Grayscale court ruling)</w:t>
             </w:r>
           </w:p>
         </w:tc>
         <w:tc>
           <w:tcPr>
             <w:tcW w:w="3237" w:type="dxa"/>
+            <w:vAlign w:val="center"/>
           </w:tcPr>
           <w:p>
-            <w:r/>
-            <w:r>
-              <w:rPr>
+            <w:pPr>
+              <w:spacing w:before="0" w:after="0"/>
+              <w:jc w:val="left"/>
+            </w:pPr>
+            <w:r>
+              <w:rPr>
+                <w:rFonts w:ascii="Times New Roman" w:hAnsi="Times New Roman"/>
                 <w:b w:val="0"/>
-                <w:sz w:val="18"/>
-              </w:rPr>
-              <w:t>BTC ΔJV = -0.000266*** (p = 0.0000); ETH ΔJV = -0.000656*** (p = 0.0000)</w:t>
+                <w:sz w:val="20"/>
+              </w:rPr>
+              <w:t>BTC ΔJV = -0.000266*** (p = 0.0000)</w:t>
+            </w:r>
+          </w:p>
+          <w:p>
+            <w:pPr>
+              <w:spacing w:before="0" w:after="0"/>
+              <w:jc w:val="left"/>
+            </w:pPr>
+            <w:r>
+              <w:rPr>
+                <w:rFonts w:ascii="Times New Roman" w:hAnsi="Times New Roman"/>
+                <w:b w:val="0"/>
+                <w:sz w:val="20"/>
+              </w:rPr>
+              <w:t>ETH ΔJV = -0.000656*** (p = 0.0000)</w:t>
             </w:r>
           </w:p>
         </w:tc>
         <w:tc>
           <w:tcPr>
             <w:tcW w:w="3238" w:type="dxa"/>
+            <w:vAlign w:val="center"/>
           </w:tcPr>
           <w:p>
-            <w:r/>
-            <w:r>
-              <w:rPr>
+            <w:pPr>
+              <w:spacing w:before="0" w:after="0"/>
+              <w:jc w:val="left"/>
+            </w:pPr>
+            <w:r>
+              <w:rPr>
+                <w:rFonts w:ascii="Times New Roman" w:hAnsi="Times New Roman"/>
                 <w:b w:val="0"/>
-                <w:sz w:val="18"/>
-              </w:rPr>
-              <w:t>a12* = -0.1647* (p = 0.0519); a21* = -0.2440** (p = 0.0163)</w:t>
+                <w:sz w:val="20"/>
+              </w:rPr>
+              <w:t>a12* = -0.1647* (p = 0.0519)</w:t>
+            </w:r>
+          </w:p>
+          <w:p>
+            <w:pPr>
+              <w:spacing w:before="0" w:after="0"/>
+              <w:jc w:val="left"/>
+            </w:pPr>
+            <w:r>
+              <w:rPr>
+                <w:rFonts w:ascii="Times New Roman" w:hAnsi="Times New Roman"/>
+                <w:b w:val="0"/>
+                <w:sz w:val="20"/>
+              </w:rPr>
+              <w:t>a21* = -0.2440** (p = 0.0163)</w:t>
             </w:r>
           </w:p>
         </w:tc>
         <w:tc>
           <w:tcPr>
             <w:tcW w:w="3238" w:type="dxa"/>
+            <w:vAlign w:val="center"/>
           </w:tcPr>
           <w:p>
-            <w:r/>
-            <w:r>
-              <w:rPr>
+            <w:pPr>
+              <w:spacing w:before="0" w:after="0"/>
+              <w:jc w:val="left"/>
+            </w:pPr>
+            <w:r>
+              <w:rPr>
+                <w:rFonts w:ascii="Times New Roman" w:hAnsi="Times New Roman"/>
                 <w:b w:val="0"/>
-                <w:sz w:val="18"/>
-              </w:rPr>
-              <w:t>g12* = +0.0445* (p = 0.0840); g21* = +0.0418 (p = 0.1052)</w:t>
+                <w:sz w:val="20"/>
+              </w:rPr>
+              <w:t>g12* = +0.0445* (p = 0.0840)</w:t>
+            </w:r>
+          </w:p>
+          <w:p>
+            <w:pPr>
+              <w:spacing w:before="0" w:after="0"/>
+              <w:jc w:val="left"/>
+            </w:pPr>
+            <w:r>
+              <w:rPr>
+                <w:rFonts w:ascii="Times New Roman" w:hAnsi="Times New Roman"/>
+                <w:b w:val="0"/>
+                <w:sz w:val="20"/>
+              </w:rPr>
+              <w:t>g21* = +0.0418 (p = 0.1052)</w:t>
             </w:r>
           </w:p>
         </w:tc>
@@ -569,60 +275,136 @@
         <w:tc>
           <w:tcPr>
             <w:tcW w:w="3237" w:type="dxa"/>
+            <w:vAlign w:val="center"/>
           </w:tcPr>
           <w:p>
-            <w:r/>
-            <w:r>
-              <w:rPr>
+            <w:pPr>
+              <w:spacing w:before="0" w:after="0"/>
+              <w:jc w:val="center"/>
+            </w:pPr>
+            <w:r>
+              <w:rPr>
+                <w:rFonts w:ascii="Times New Roman" w:hAnsi="Times New Roman"/>
                 <w:b/>
                 <w:sz w:val="20"/>
               </w:rPr>
-              <w:t>Oct 23, 2023 (DTCC tweet / Grayscale closure — paper baseline)</w:t>
+              <w:t>Oct 23, 2023</w:t>
+            </w:r>
+          </w:p>
+          <w:p>
+            <w:pPr>
+              <w:spacing w:before="0" w:after="0"/>
+              <w:jc w:val="center"/>
+            </w:pPr>
+            <w:r>
+              <w:rPr>
+                <w:rFonts w:ascii="Times New Roman" w:hAnsi="Times New Roman"/>
+                <w:b/>
+                <w:sz w:val="20"/>
+              </w:rPr>
+              <w:t>(Paper baseline)</w:t>
             </w:r>
           </w:p>
         </w:tc>
         <w:tc>
           <w:tcPr>
             <w:tcW w:w="3237" w:type="dxa"/>
+            <w:vAlign w:val="center"/>
           </w:tcPr>
           <w:p>
-            <w:r/>
-            <w:r>
-              <w:rPr>
+            <w:pPr>
+              <w:spacing w:before="0" w:after="0"/>
+              <w:jc w:val="left"/>
+            </w:pPr>
+            <w:r>
+              <w:rPr>
+                <w:rFonts w:ascii="Times New Roman" w:hAnsi="Times New Roman"/>
                 <w:b/>
-                <w:sz w:val="18"/>
-              </w:rPr>
-              <w:t>BTC ΔJV = -0.000247*** (p = 0.0000); ETH ΔJV = -0.000617*** (p = 0.0000)</w:t>
+                <w:sz w:val="20"/>
+              </w:rPr>
+              <w:t>BTC ΔJV = -0.000247*** (p = 0.0000)</w:t>
+            </w:r>
+          </w:p>
+          <w:p>
+            <w:pPr>
+              <w:spacing w:before="0" w:after="0"/>
+              <w:jc w:val="left"/>
+            </w:pPr>
+            <w:r>
+              <w:rPr>
+                <w:rFonts w:ascii="Times New Roman" w:hAnsi="Times New Roman"/>
+                <w:b/>
+                <w:sz w:val="20"/>
+              </w:rPr>
+              <w:t>ETH ΔJV = -0.000617*** (p = 0.0000)</w:t>
             </w:r>
           </w:p>
         </w:tc>
         <w:tc>
           <w:tcPr>
             <w:tcW w:w="3238" w:type="dxa"/>
+            <w:vAlign w:val="center"/>
           </w:tcPr>
           <w:p>
-            <w:r/>
-            <w:r>
-              <w:rPr>
+            <w:pPr>
+              <w:spacing w:before="0" w:after="0"/>
+              <w:jc w:val="left"/>
+            </w:pPr>
+            <w:r>
+              <w:rPr>
+                <w:rFonts w:ascii="Times New Roman" w:hAnsi="Times New Roman"/>
                 <w:b/>
-                <w:sz w:val="18"/>
-              </w:rPr>
-              <w:t>a12* = -0.259*** (p &lt; 0.001); a21* = -0.196*** (p &lt; 0.001)</w:t>
+                <w:sz w:val="20"/>
+              </w:rPr>
+              <w:t>a12* = -0.259*** (p &lt; 0.001)</w:t>
+            </w:r>
+          </w:p>
+          <w:p>
+            <w:pPr>
+              <w:spacing w:before="0" w:after="0"/>
+              <w:jc w:val="left"/>
+            </w:pPr>
+            <w:r>
+              <w:rPr>
+                <w:rFonts w:ascii="Times New Roman" w:hAnsi="Times New Roman"/>
+                <w:b/>
+                <w:sz w:val="20"/>
+              </w:rPr>
+              <w:t>a21* = -0.196*** (p &lt; 0.001)</w:t>
             </w:r>
           </w:p>
         </w:tc>
         <w:tc>
           <w:tcPr>
             <w:tcW w:w="3238" w:type="dxa"/>
+            <w:vAlign w:val="center"/>
           </w:tcPr>
           <w:p>
-            <w:r/>
-            <w:r>
-              <w:rPr>
+            <w:pPr>
+              <w:spacing w:before="0" w:after="0"/>
+              <w:jc w:val="left"/>
+            </w:pPr>
+            <w:r>
+              <w:rPr>
+                <w:rFonts w:ascii="Times New Roman" w:hAnsi="Times New Roman"/>
                 <w:b/>
-                <w:sz w:val="18"/>
-              </w:rPr>
-              <w:t>g12* = +0.038*** (p &lt; 0.001); g21* = +0.054*** (p &lt; 0.001)</w:t>
+                <w:sz w:val="20"/>
+              </w:rPr>
+              <w:t>g12* = +0.038*** (p &lt; 0.001)</w:t>
+            </w:r>
+          </w:p>
+          <w:p>
+            <w:pPr>
+              <w:spacing w:before="0" w:after="0"/>
+              <w:jc w:val="left"/>
+            </w:pPr>
+            <w:r>
+              <w:rPr>
+                <w:rFonts w:ascii="Times New Roman" w:hAnsi="Times New Roman"/>
+                <w:b/>
+                <w:sz w:val="20"/>
+              </w:rPr>
+              <w:t>g21* = +0.054*** (p &lt; 0.001)</w:t>
             </w:r>
           </w:p>
         </w:tc>
@@ -631,82 +413,141 @@
         <w:tc>
           <w:tcPr>
             <w:tcW w:w="3237" w:type="dxa"/>
+            <w:vAlign w:val="center"/>
           </w:tcPr>
           <w:p>
-            <w:r/>
-            <w:r>
-              <w:rPr>
+            <w:pPr>
+              <w:spacing w:before="0" w:after="0"/>
+              <w:jc w:val="center"/>
+            </w:pPr>
+            <w:r>
+              <w:rPr>
+                <w:rFonts w:ascii="Times New Roman" w:hAnsi="Times New Roman"/>
                 <w:b w:val="0"/>
                 <w:sz w:val="20"/>
               </w:rPr>
-              <w:t>Jan 10, 2024 (SEC official approval)</w:t>
+              <w:t>Jan 10, 2024</w:t>
+            </w:r>
+          </w:p>
+          <w:p>
+            <w:pPr>
+              <w:spacing w:before="0" w:after="0"/>
+              <w:jc w:val="center"/>
+            </w:pPr>
+            <w:r>
+              <w:rPr>
+                <w:rFonts w:ascii="Times New Roman" w:hAnsi="Times New Roman"/>
+                <w:b w:val="0"/>
+                <w:sz w:val="20"/>
+              </w:rPr>
+              <w:t>(SEC official approval)</w:t>
             </w:r>
           </w:p>
         </w:tc>
         <w:tc>
           <w:tcPr>
             <w:tcW w:w="3237" w:type="dxa"/>
+            <w:vAlign w:val="center"/>
           </w:tcPr>
           <w:p>
-            <w:r/>
-            <w:r>
-              <w:rPr>
+            <w:pPr>
+              <w:spacing w:before="0" w:after="0"/>
+              <w:jc w:val="left"/>
+            </w:pPr>
+            <w:r>
+              <w:rPr>
+                <w:rFonts w:ascii="Times New Roman" w:hAnsi="Times New Roman"/>
                 <w:b w:val="0"/>
-                <w:sz w:val="18"/>
-              </w:rPr>
-              <w:t>BTC ΔJV = -0.000219*** (p = 0.0000); ETH ΔJV = -0.000579*** (p = 0.0000)</w:t>
+                <w:sz w:val="20"/>
+              </w:rPr>
+              <w:t>BTC ΔJV = -0.000219*** (p = 0.0000)</w:t>
+            </w:r>
+          </w:p>
+          <w:p>
+            <w:pPr>
+              <w:spacing w:before="0" w:after="0"/>
+              <w:jc w:val="left"/>
+            </w:pPr>
+            <w:r>
+              <w:rPr>
+                <w:rFonts w:ascii="Times New Roman" w:hAnsi="Times New Roman"/>
+                <w:b w:val="0"/>
+                <w:sz w:val="20"/>
+              </w:rPr>
+              <w:t>ETH ΔJV = -0.000579*** (p = 0.0000)</w:t>
             </w:r>
           </w:p>
         </w:tc>
         <w:tc>
           <w:tcPr>
             <w:tcW w:w="3238" w:type="dxa"/>
+            <w:vAlign w:val="center"/>
           </w:tcPr>
           <w:p>
-            <w:r/>
-            <w:r>
-              <w:rPr>
+            <w:pPr>
+              <w:spacing w:before="0" w:after="0"/>
+              <w:jc w:val="left"/>
+            </w:pPr>
+            <w:r>
+              <w:rPr>
+                <w:rFonts w:ascii="Times New Roman" w:hAnsi="Times New Roman"/>
                 <w:b w:val="0"/>
-                <w:sz w:val="18"/>
-              </w:rPr>
-              <w:t>a12* = -0.0673 (p = 0.4151); a21* = -0.2127** (p = 0.0110)</w:t>
+                <w:sz w:val="20"/>
+              </w:rPr>
+              <w:t>a12* = -0.0673 (p = 0.4151)</w:t>
+            </w:r>
+          </w:p>
+          <w:p>
+            <w:pPr>
+              <w:spacing w:before="0" w:after="0"/>
+              <w:jc w:val="left"/>
+            </w:pPr>
+            <w:r>
+              <w:rPr>
+                <w:rFonts w:ascii="Times New Roman" w:hAnsi="Times New Roman"/>
+                <w:b w:val="0"/>
+                <w:sz w:val="20"/>
+              </w:rPr>
+              <w:t>a21* = -0.2127** (p = 0.0110)</w:t>
             </w:r>
           </w:p>
         </w:tc>
         <w:tc>
           <w:tcPr>
             <w:tcW w:w="3238" w:type="dxa"/>
+            <w:vAlign w:val="center"/>
           </w:tcPr>
           <w:p>
-            <w:r/>
-            <w:r>
-              <w:rPr>
+            <w:pPr>
+              <w:spacing w:before="0" w:after="0"/>
+              <w:jc w:val="left"/>
+            </w:pPr>
+            <w:r>
+              <w:rPr>
+                <w:rFonts w:ascii="Times New Roman" w:hAnsi="Times New Roman"/>
                 <w:b w:val="0"/>
-                <w:sz w:val="18"/>
-              </w:rPr>
-              <w:t>g12* = +0.0282 (p = 0.2082); g21* = +0.0372* (p = 0.0795)</w:t>
+                <w:sz w:val="20"/>
+              </w:rPr>
+              <w:t>g12* = +0.0282 (p = 0.2082)</w:t>
+            </w:r>
+          </w:p>
+          <w:p>
+            <w:pPr>
+              <w:spacing w:before="0" w:after="0"/>
+              <w:jc w:val="left"/>
+            </w:pPr>
+            <w:r>
+              <w:rPr>
+                <w:rFonts w:ascii="Times New Roman" w:hAnsi="Times New Roman"/>
+                <w:b w:val="0"/>
+                <w:sz w:val="20"/>
+              </w:rPr>
+              <w:t>g21* = +0.0372* (p = 0.0795)</w:t>
             </w:r>
           </w:p>
         </w:tc>
       </w:tr>
     </w:tbl>
-    <w:p>
-      <w:pPr>
-        <w:rPr>
-          <w:rFonts w:ascii="Times New Roman" w:hAnsi="Times New Roman" w:cs="Times New Roman"/>
-        </w:rPr>
-      </w:pPr>
-    </w:p>
-    <w:p>
-      <w:r>
-        <w:rPr>
-          <w:color w:val="444444"/>
-          <w:sz w:val="18"/>
-        </w:rPr>
-        <w:br/>
-        <w:t>Method note: ΔJV is the change in mean daily jump-variation (JV = max(RV − CV, 0)) pre vs post break, with a Welch t-test p-value. a12*, a21*, g12*, g21* are the structural-break shift parameters in a BEKK(1,1) QMLE re-estimated independently at each break date, with Bollerslev–Wooldridge sandwich standard errors. Significance: * p &lt; 0.10, ** p &lt; 0.05, *** p &lt; 0.01. The bold row (Oct 23, 2023) is the paper's baseline. Pattern: at the baseline date all four spillover-shift parameters are signed as expected and three of four are individually significant; at Aug 29 and Jan 10 the signal weakens (notably a12* is insignificant on Jan 10), supporting the paper's choice of Oct 23 as the regime-change date.</w:t>
-      </w:r>
-    </w:p>
     <w:sectPr>
       <w:pgSz w:w="15840" w:h="12240" w:orient="landscape"/>
       <w:pgMar w:top="1440" w:right="1440" w:bottom="1440" w:left="1440" w:header="720" w:footer="720" w:gutter="0"/>
